--- a/C++向量运算指令.docx
+++ b/C++向量运算指令.docx
@@ -5,6 +5,7 @@
     <w:p>
       <w:pPr>
         <w:rPr>
+          <w:rFonts w:hint="eastAsia"/>
           <w:sz w:val="52"/>
           <w:szCs w:val="52"/>
         </w:rPr>
@@ -2745,6 +2746,7 @@
     <w:p>
       <w:pPr>
         <w:rPr>
+          <w:rFonts w:hint="eastAsia"/>
           <w:sz w:val="52"/>
           <w:szCs w:val="52"/>
         </w:rPr>
@@ -6190,13 +6192,2218 @@
         <w:spacing w:line="420" w:lineRule="atLeast"/>
         <w:jc w:val="center"/>
         <w:rPr>
-          <w:rFonts w:ascii="Segoe UI" w:eastAsia="宋体" w:hAnsi="Segoe UI" w:cs="Segoe UI" w:hint="eastAsia"/>
+          <w:rFonts w:ascii="Segoe UI" w:eastAsia="宋体" w:hAnsi="Segoe UI" w:cs="Segoe UI"/>
           <w:b/>
           <w:bCs/>
           <w:color w:val="000000"/>
           <w:kern w:val="0"/>
           <w:sz w:val="15"/>
           <w:szCs w:val="15"/>
+          <w14:ligatures w14:val="none"/>
+        </w:rPr>
+      </w:pPr>
+    </w:p>
+    <w:p>
+      <w:pPr>
+        <w:widowControl/>
+        <w:jc w:val="left"/>
+        <w:rPr>
+          <w:rFonts w:ascii="Segoe UI" w:eastAsia="宋体" w:hAnsi="Segoe UI" w:cs="Segoe UI"/>
+          <w:b/>
+          <w:bCs/>
+          <w:color w:val="000000"/>
+          <w:kern w:val="0"/>
+          <w:sz w:val="15"/>
+          <w:szCs w:val="15"/>
+          <w14:ligatures w14:val="none"/>
+        </w:rPr>
+      </w:pPr>
+      <w:r>
+        <w:rPr>
+          <w:rFonts w:ascii="Segoe UI" w:eastAsia="宋体" w:hAnsi="Segoe UI" w:cs="Segoe UI"/>
+          <w:b/>
+          <w:bCs/>
+          <w:color w:val="000000"/>
+          <w:kern w:val="0"/>
+          <w:sz w:val="15"/>
+          <w:szCs w:val="15"/>
+          <w14:ligatures w14:val="none"/>
+        </w:rPr>
+        <w:br w:type="page"/>
+      </w:r>
+    </w:p>
+    <w:p>
+      <w:pPr>
+        <w:widowControl/>
+        <w:spacing w:line="420" w:lineRule="atLeast"/>
+        <w:rPr>
+          <w:rFonts w:ascii="Segoe UI" w:eastAsia="宋体" w:hAnsi="Segoe UI" w:cs="Segoe UI"/>
+          <w:b/>
+          <w:bCs/>
+          <w:color w:val="000000"/>
+          <w:kern w:val="0"/>
+          <w:sz w:val="48"/>
+          <w:szCs w:val="48"/>
+          <w14:ligatures w14:val="none"/>
+        </w:rPr>
+      </w:pPr>
+      <w:r>
+        <w:rPr>
+          <w:rFonts w:ascii="Segoe UI" w:eastAsia="宋体" w:hAnsi="Segoe UI" w:cs="Segoe UI" w:hint="eastAsia"/>
+          <w:b/>
+          <w:bCs/>
+          <w:color w:val="000000"/>
+          <w:kern w:val="0"/>
+          <w:sz w:val="48"/>
+          <w:szCs w:val="48"/>
+          <w14:ligatures w14:val="none"/>
+        </w:rPr>
+        <w:lastRenderedPageBreak/>
+        <w:t>向量除法</w:t>
+      </w:r>
+    </w:p>
+    <w:tbl>
+      <w:tblPr>
+        <w:tblW w:w="0" w:type="auto"/>
+        <w:tblBorders>
+          <w:top w:val="single" w:sz="4" w:space="0" w:color="auto"/>
+          <w:left w:val="single" w:sz="4" w:space="0" w:color="auto"/>
+          <w:bottom w:val="single" w:sz="4" w:space="0" w:color="auto"/>
+          <w:right w:val="single" w:sz="4" w:space="0" w:color="auto"/>
+        </w:tblBorders>
+        <w:shd w:val="clear" w:color="auto" w:fill="FFFFFF"/>
+        <w:tblCellMar>
+          <w:left w:w="0" w:type="dxa"/>
+          <w:right w:w="0" w:type="dxa"/>
+        </w:tblCellMar>
+        <w:tblLook w:val="04A0" w:firstRow="1" w:lastRow="0" w:firstColumn="1" w:lastColumn="0" w:noHBand="0" w:noVBand="1"/>
+      </w:tblPr>
+      <w:tblGrid>
+        <w:gridCol w:w="4785"/>
+        <w:gridCol w:w="5681"/>
+      </w:tblGrid>
+      <w:tr>
+        <w:trPr>
+          <w:tblHeader/>
+        </w:trPr>
+        <w:tc>
+          <w:tcPr>
+            <w:tcW w:w="0" w:type="auto"/>
+            <w:tcBorders>
+              <w:top w:val="nil"/>
+              <w:left w:val="nil"/>
+              <w:bottom w:val="nil"/>
+              <w:right w:val="single" w:sz="4" w:space="0" w:color="auto"/>
+            </w:tcBorders>
+            <w:shd w:val="clear" w:color="auto" w:fill="F2F2F2"/>
+            <w:tcMar>
+              <w:top w:w="180" w:type="dxa"/>
+              <w:left w:w="270" w:type="dxa"/>
+              <w:bottom w:w="180" w:type="dxa"/>
+              <w:right w:w="270" w:type="dxa"/>
+            </w:tcMar>
+            <w:vAlign w:val="center"/>
+            <w:hideMark/>
+          </w:tcPr>
+          <w:p>
+            <w:pPr>
+              <w:widowControl/>
+              <w:spacing w:line="420" w:lineRule="atLeast"/>
+              <w:rPr>
+                <w:rFonts w:ascii="Segoe UI" w:eastAsia="宋体" w:hAnsi="Segoe UI" w:cs="Segoe UI"/>
+                <w:b/>
+                <w:bCs/>
+                <w:color w:val="000000"/>
+                <w:kern w:val="0"/>
+                <w:sz w:val="48"/>
+                <w:szCs w:val="48"/>
+                <w14:ligatures w14:val="none"/>
+              </w:rPr>
+            </w:pPr>
+            <w:r>
+              <w:rPr>
+                <w:rFonts w:ascii="Segoe UI" w:eastAsia="宋体" w:hAnsi="Segoe UI" w:cs="Segoe UI"/>
+                <w:b/>
+                <w:bCs/>
+                <w:color w:val="000000"/>
+                <w:kern w:val="0"/>
+                <w:sz w:val="48"/>
+                <w:szCs w:val="48"/>
+                <w14:ligatures w14:val="none"/>
+              </w:rPr>
+              <w:t>指令名称</w:t>
+            </w:r>
+          </w:p>
+        </w:tc>
+        <w:tc>
+          <w:tcPr>
+            <w:tcW w:w="0" w:type="auto"/>
+            <w:tcBorders>
+              <w:top w:val="nil"/>
+              <w:left w:val="nil"/>
+              <w:bottom w:val="nil"/>
+              <w:right w:val="nil"/>
+            </w:tcBorders>
+            <w:shd w:val="clear" w:color="auto" w:fill="F2F2F2"/>
+            <w:tcMar>
+              <w:top w:w="180" w:type="dxa"/>
+              <w:left w:w="270" w:type="dxa"/>
+              <w:bottom w:w="180" w:type="dxa"/>
+              <w:right w:w="270" w:type="dxa"/>
+            </w:tcMar>
+            <w:vAlign w:val="center"/>
+            <w:hideMark/>
+          </w:tcPr>
+          <w:p>
+            <w:pPr>
+              <w:widowControl/>
+              <w:spacing w:line="420" w:lineRule="atLeast"/>
+              <w:rPr>
+                <w:rFonts w:ascii="Segoe UI" w:eastAsia="宋体" w:hAnsi="Segoe UI" w:cs="Segoe UI"/>
+                <w:b/>
+                <w:bCs/>
+                <w:color w:val="000000"/>
+                <w:kern w:val="0"/>
+                <w:sz w:val="48"/>
+                <w:szCs w:val="48"/>
+                <w14:ligatures w14:val="none"/>
+              </w:rPr>
+            </w:pPr>
+            <w:r>
+              <w:rPr>
+                <w:rFonts w:ascii="Segoe UI" w:eastAsia="宋体" w:hAnsi="Segoe UI" w:cs="Segoe UI"/>
+                <w:b/>
+                <w:bCs/>
+                <w:color w:val="000000"/>
+                <w:kern w:val="0"/>
+                <w:sz w:val="48"/>
+                <w:szCs w:val="48"/>
+                <w14:ligatures w14:val="none"/>
+              </w:rPr>
+              <w:t>操作描述</w:t>
+            </w:r>
+          </w:p>
+        </w:tc>
+      </w:tr>
+      <w:tr>
+        <w:tc>
+          <w:tcPr>
+            <w:tcW w:w="0" w:type="auto"/>
+            <w:tcBorders>
+              <w:top w:val="nil"/>
+              <w:left w:val="nil"/>
+              <w:bottom w:val="nil"/>
+              <w:right w:val="single" w:sz="4" w:space="0" w:color="auto"/>
+            </w:tcBorders>
+            <w:shd w:val="clear" w:color="auto" w:fill="FFFFFF"/>
+            <w:tcMar>
+              <w:top w:w="180" w:type="dxa"/>
+              <w:left w:w="270" w:type="dxa"/>
+              <w:bottom w:w="180" w:type="dxa"/>
+              <w:right w:w="270" w:type="dxa"/>
+            </w:tcMar>
+            <w:vAlign w:val="center"/>
+            <w:hideMark/>
+          </w:tcPr>
+          <w:p>
+            <w:pPr>
+              <w:widowControl/>
+              <w:spacing w:line="420" w:lineRule="atLeast"/>
+              <w:rPr>
+                <w:rFonts w:ascii="Segoe UI" w:eastAsia="宋体" w:hAnsi="Segoe UI" w:cs="Segoe UI"/>
+                <w:b/>
+                <w:bCs/>
+                <w:color w:val="000000"/>
+                <w:kern w:val="0"/>
+                <w:sz w:val="48"/>
+                <w:szCs w:val="48"/>
+                <w14:ligatures w14:val="none"/>
+              </w:rPr>
+            </w:pPr>
+            <w:r>
+              <w:rPr>
+                <w:rFonts w:ascii="Segoe UI" w:eastAsia="宋体" w:hAnsi="Segoe UI" w:cs="Segoe UI"/>
+                <w:b/>
+                <w:bCs/>
+                <w:color w:val="000000"/>
+                <w:kern w:val="0"/>
+                <w:sz w:val="48"/>
+                <w:szCs w:val="48"/>
+                <w14:ligatures w14:val="none"/>
+              </w:rPr>
+              <w:t>_mm256_div_ps</w:t>
+            </w:r>
+          </w:p>
+        </w:tc>
+        <w:tc>
+          <w:tcPr>
+            <w:tcW w:w="0" w:type="auto"/>
+            <w:tcBorders>
+              <w:top w:val="nil"/>
+              <w:left w:val="nil"/>
+              <w:bottom w:val="nil"/>
+              <w:right w:val="nil"/>
+            </w:tcBorders>
+            <w:shd w:val="clear" w:color="auto" w:fill="FFFFFF"/>
+            <w:tcMar>
+              <w:top w:w="180" w:type="dxa"/>
+              <w:left w:w="270" w:type="dxa"/>
+              <w:bottom w:w="180" w:type="dxa"/>
+              <w:right w:w="270" w:type="dxa"/>
+            </w:tcMar>
+            <w:vAlign w:val="center"/>
+            <w:hideMark/>
+          </w:tcPr>
+          <w:p>
+            <w:pPr>
+              <w:widowControl/>
+              <w:spacing w:line="420" w:lineRule="atLeast"/>
+              <w:rPr>
+                <w:rFonts w:ascii="Segoe UI" w:eastAsia="宋体" w:hAnsi="Segoe UI" w:cs="Segoe UI"/>
+                <w:b/>
+                <w:bCs/>
+                <w:color w:val="000000"/>
+                <w:kern w:val="0"/>
+                <w:sz w:val="48"/>
+                <w:szCs w:val="48"/>
+                <w14:ligatures w14:val="none"/>
+              </w:rPr>
+            </w:pPr>
+            <w:r>
+              <w:rPr>
+                <w:rFonts w:ascii="Segoe UI" w:eastAsia="宋体" w:hAnsi="Segoe UI" w:cs="Segoe UI"/>
+                <w:b/>
+                <w:bCs/>
+                <w:color w:val="000000"/>
+                <w:kern w:val="0"/>
+                <w:sz w:val="48"/>
+                <w:szCs w:val="48"/>
+                <w14:ligatures w14:val="none"/>
+              </w:rPr>
+              <w:t>单精度浮点数向量除法（</w:t>
+            </w:r>
+            <w:r>
+              <w:rPr>
+                <w:rFonts w:ascii="Segoe UI" w:eastAsia="宋体" w:hAnsi="Segoe UI" w:cs="Segoe UI"/>
+                <w:b/>
+                <w:bCs/>
+                <w:color w:val="000000"/>
+                <w:kern w:val="0"/>
+                <w:sz w:val="48"/>
+                <w:szCs w:val="48"/>
+                <w14:ligatures w14:val="none"/>
+              </w:rPr>
+              <w:t xml:space="preserve">8 </w:t>
+            </w:r>
+            <w:proofErr w:type="gramStart"/>
+            <w:r>
+              <w:rPr>
+                <w:rFonts w:ascii="Segoe UI" w:eastAsia="宋体" w:hAnsi="Segoe UI" w:cs="Segoe UI"/>
+                <w:b/>
+                <w:bCs/>
+                <w:color w:val="000000"/>
+                <w:kern w:val="0"/>
+                <w:sz w:val="48"/>
+                <w:szCs w:val="48"/>
+                <w14:ligatures w14:val="none"/>
+              </w:rPr>
+              <w:t>个</w:t>
+            </w:r>
+            <w:proofErr w:type="gramEnd"/>
+            <w:r>
+              <w:rPr>
+                <w:rFonts w:ascii="Segoe UI" w:eastAsia="宋体" w:hAnsi="Segoe UI" w:cs="Segoe UI"/>
+                <w:b/>
+                <w:bCs/>
+                <w:color w:val="000000"/>
+                <w:kern w:val="0"/>
+                <w:sz w:val="48"/>
+                <w:szCs w:val="48"/>
+                <w14:ligatures w14:val="none"/>
+              </w:rPr>
+              <w:t xml:space="preserve"> 32 </w:t>
+            </w:r>
+            <w:r>
+              <w:rPr>
+                <w:rFonts w:ascii="Segoe UI" w:eastAsia="宋体" w:hAnsi="Segoe UI" w:cs="Segoe UI"/>
+                <w:b/>
+                <w:bCs/>
+                <w:color w:val="000000"/>
+                <w:kern w:val="0"/>
+                <w:sz w:val="48"/>
+                <w:szCs w:val="48"/>
+                <w14:ligatures w14:val="none"/>
+              </w:rPr>
+              <w:t>位浮点数）</w:t>
+            </w:r>
+          </w:p>
+        </w:tc>
+      </w:tr>
+      <w:tr>
+        <w:tc>
+          <w:tcPr>
+            <w:tcW w:w="0" w:type="auto"/>
+            <w:tcBorders>
+              <w:top w:val="nil"/>
+              <w:left w:val="nil"/>
+              <w:bottom w:val="nil"/>
+              <w:right w:val="single" w:sz="4" w:space="0" w:color="auto"/>
+            </w:tcBorders>
+            <w:shd w:val="clear" w:color="auto" w:fill="FFFFFF"/>
+            <w:tcMar>
+              <w:top w:w="180" w:type="dxa"/>
+              <w:left w:w="270" w:type="dxa"/>
+              <w:bottom w:w="180" w:type="dxa"/>
+              <w:right w:w="270" w:type="dxa"/>
+            </w:tcMar>
+            <w:vAlign w:val="center"/>
+            <w:hideMark/>
+          </w:tcPr>
+          <w:p>
+            <w:pPr>
+              <w:widowControl/>
+              <w:spacing w:line="420" w:lineRule="atLeast"/>
+              <w:rPr>
+                <w:rFonts w:ascii="Segoe UI" w:eastAsia="宋体" w:hAnsi="Segoe UI" w:cs="Segoe UI"/>
+                <w:b/>
+                <w:bCs/>
+                <w:color w:val="000000"/>
+                <w:kern w:val="0"/>
+                <w:sz w:val="48"/>
+                <w:szCs w:val="48"/>
+                <w14:ligatures w14:val="none"/>
+              </w:rPr>
+            </w:pPr>
+            <w:r>
+              <w:rPr>
+                <w:rFonts w:ascii="Segoe UI" w:eastAsia="宋体" w:hAnsi="Segoe UI" w:cs="Segoe UI"/>
+                <w:b/>
+                <w:bCs/>
+                <w:color w:val="000000"/>
+                <w:kern w:val="0"/>
+                <w:sz w:val="48"/>
+                <w:szCs w:val="48"/>
+                <w14:ligatures w14:val="none"/>
+              </w:rPr>
+              <w:t>_mm256_div_pd</w:t>
+            </w:r>
+          </w:p>
+        </w:tc>
+        <w:tc>
+          <w:tcPr>
+            <w:tcW w:w="0" w:type="auto"/>
+            <w:tcBorders>
+              <w:top w:val="nil"/>
+              <w:left w:val="nil"/>
+              <w:bottom w:val="nil"/>
+              <w:right w:val="nil"/>
+            </w:tcBorders>
+            <w:shd w:val="clear" w:color="auto" w:fill="FFFFFF"/>
+            <w:tcMar>
+              <w:top w:w="180" w:type="dxa"/>
+              <w:left w:w="270" w:type="dxa"/>
+              <w:bottom w:w="180" w:type="dxa"/>
+              <w:right w:w="270" w:type="dxa"/>
+            </w:tcMar>
+            <w:vAlign w:val="center"/>
+            <w:hideMark/>
+          </w:tcPr>
+          <w:p>
+            <w:pPr>
+              <w:widowControl/>
+              <w:spacing w:line="420" w:lineRule="atLeast"/>
+              <w:rPr>
+                <w:rFonts w:ascii="Segoe UI" w:eastAsia="宋体" w:hAnsi="Segoe UI" w:cs="Segoe UI"/>
+                <w:b/>
+                <w:bCs/>
+                <w:color w:val="000000"/>
+                <w:kern w:val="0"/>
+                <w:sz w:val="48"/>
+                <w:szCs w:val="48"/>
+                <w14:ligatures w14:val="none"/>
+              </w:rPr>
+            </w:pPr>
+            <w:r>
+              <w:rPr>
+                <w:rFonts w:ascii="Segoe UI" w:eastAsia="宋体" w:hAnsi="Segoe UI" w:cs="Segoe UI"/>
+                <w:b/>
+                <w:bCs/>
+                <w:color w:val="000000"/>
+                <w:kern w:val="0"/>
+                <w:sz w:val="48"/>
+                <w:szCs w:val="48"/>
+                <w14:ligatures w14:val="none"/>
+              </w:rPr>
+              <w:t>双精度浮点数向量除法（</w:t>
+            </w:r>
+            <w:r>
+              <w:rPr>
+                <w:rFonts w:ascii="Segoe UI" w:eastAsia="宋体" w:hAnsi="Segoe UI" w:cs="Segoe UI"/>
+                <w:b/>
+                <w:bCs/>
+                <w:color w:val="000000"/>
+                <w:kern w:val="0"/>
+                <w:sz w:val="48"/>
+                <w:szCs w:val="48"/>
+                <w14:ligatures w14:val="none"/>
+              </w:rPr>
+              <w:t xml:space="preserve">4 </w:t>
+            </w:r>
+            <w:proofErr w:type="gramStart"/>
+            <w:r>
+              <w:rPr>
+                <w:rFonts w:ascii="Segoe UI" w:eastAsia="宋体" w:hAnsi="Segoe UI" w:cs="Segoe UI"/>
+                <w:b/>
+                <w:bCs/>
+                <w:color w:val="000000"/>
+                <w:kern w:val="0"/>
+                <w:sz w:val="48"/>
+                <w:szCs w:val="48"/>
+                <w14:ligatures w14:val="none"/>
+              </w:rPr>
+              <w:t>个</w:t>
+            </w:r>
+            <w:proofErr w:type="gramEnd"/>
+            <w:r>
+              <w:rPr>
+                <w:rFonts w:ascii="Segoe UI" w:eastAsia="宋体" w:hAnsi="Segoe UI" w:cs="Segoe UI"/>
+                <w:b/>
+                <w:bCs/>
+                <w:color w:val="000000"/>
+                <w:kern w:val="0"/>
+                <w:sz w:val="48"/>
+                <w:szCs w:val="48"/>
+                <w14:ligatures w14:val="none"/>
+              </w:rPr>
+              <w:t xml:space="preserve"> 64 </w:t>
+            </w:r>
+            <w:r>
+              <w:rPr>
+                <w:rFonts w:ascii="Segoe UI" w:eastAsia="宋体" w:hAnsi="Segoe UI" w:cs="Segoe UI"/>
+                <w:b/>
+                <w:bCs/>
+                <w:color w:val="000000"/>
+                <w:kern w:val="0"/>
+                <w:sz w:val="48"/>
+                <w:szCs w:val="48"/>
+                <w14:ligatures w14:val="none"/>
+              </w:rPr>
+              <w:t>位浮点数）</w:t>
+            </w:r>
+          </w:p>
+        </w:tc>
+      </w:tr>
+      <w:tr>
+        <w:tc>
+          <w:tcPr>
+            <w:tcW w:w="0" w:type="auto"/>
+            <w:tcBorders>
+              <w:top w:val="nil"/>
+              <w:left w:val="nil"/>
+              <w:bottom w:val="nil"/>
+              <w:right w:val="single" w:sz="4" w:space="0" w:color="auto"/>
+            </w:tcBorders>
+            <w:shd w:val="clear" w:color="auto" w:fill="FFFFFF"/>
+            <w:tcMar>
+              <w:top w:w="180" w:type="dxa"/>
+              <w:left w:w="270" w:type="dxa"/>
+              <w:bottom w:w="180" w:type="dxa"/>
+              <w:right w:w="270" w:type="dxa"/>
+            </w:tcMar>
+            <w:vAlign w:val="center"/>
+            <w:hideMark/>
+          </w:tcPr>
+          <w:p>
+            <w:pPr>
+              <w:widowControl/>
+              <w:spacing w:line="420" w:lineRule="atLeast"/>
+              <w:rPr>
+                <w:rFonts w:ascii="Segoe UI" w:eastAsia="宋体" w:hAnsi="Segoe UI" w:cs="Segoe UI"/>
+                <w:b/>
+                <w:bCs/>
+                <w:color w:val="000000"/>
+                <w:kern w:val="0"/>
+                <w:sz w:val="48"/>
+                <w:szCs w:val="48"/>
+                <w14:ligatures w14:val="none"/>
+              </w:rPr>
+            </w:pPr>
+            <w:r>
+              <w:rPr>
+                <w:rFonts w:ascii="Segoe UI" w:eastAsia="宋体" w:hAnsi="Segoe UI" w:cs="Segoe UI"/>
+                <w:b/>
+                <w:bCs/>
+                <w:color w:val="000000"/>
+                <w:kern w:val="0"/>
+                <w:sz w:val="48"/>
+                <w:szCs w:val="48"/>
+                <w14:ligatures w14:val="none"/>
+              </w:rPr>
+              <w:t>_mm256_div_sd</w:t>
+            </w:r>
+          </w:p>
+        </w:tc>
+        <w:tc>
+          <w:tcPr>
+            <w:tcW w:w="0" w:type="auto"/>
+            <w:tcBorders>
+              <w:top w:val="nil"/>
+              <w:left w:val="nil"/>
+              <w:bottom w:val="nil"/>
+              <w:right w:val="nil"/>
+            </w:tcBorders>
+            <w:shd w:val="clear" w:color="auto" w:fill="FFFFFF"/>
+            <w:tcMar>
+              <w:top w:w="180" w:type="dxa"/>
+              <w:left w:w="270" w:type="dxa"/>
+              <w:bottom w:w="180" w:type="dxa"/>
+              <w:right w:w="270" w:type="dxa"/>
+            </w:tcMar>
+            <w:vAlign w:val="center"/>
+            <w:hideMark/>
+          </w:tcPr>
+          <w:p>
+            <w:pPr>
+              <w:widowControl/>
+              <w:spacing w:line="420" w:lineRule="atLeast"/>
+              <w:rPr>
+                <w:rFonts w:ascii="Segoe UI" w:eastAsia="宋体" w:hAnsi="Segoe UI" w:cs="Segoe UI"/>
+                <w:b/>
+                <w:bCs/>
+                <w:color w:val="000000"/>
+                <w:kern w:val="0"/>
+                <w:sz w:val="48"/>
+                <w:szCs w:val="48"/>
+                <w14:ligatures w14:val="none"/>
+              </w:rPr>
+            </w:pPr>
+            <w:r>
+              <w:rPr>
+                <w:rFonts w:ascii="Segoe UI" w:eastAsia="宋体" w:hAnsi="Segoe UI" w:cs="Segoe UI"/>
+                <w:b/>
+                <w:bCs/>
+                <w:color w:val="000000"/>
+                <w:kern w:val="0"/>
+                <w:sz w:val="48"/>
+                <w:szCs w:val="48"/>
+                <w14:ligatures w14:val="none"/>
+              </w:rPr>
+              <w:t>双精度浮点数向量与标量除法</w:t>
+            </w:r>
+          </w:p>
+        </w:tc>
+      </w:tr>
+      <w:tr>
+        <w:tc>
+          <w:tcPr>
+            <w:tcW w:w="0" w:type="auto"/>
+            <w:tcBorders>
+              <w:top w:val="nil"/>
+              <w:left w:val="nil"/>
+              <w:bottom w:val="nil"/>
+              <w:right w:val="single" w:sz="4" w:space="0" w:color="auto"/>
+            </w:tcBorders>
+            <w:shd w:val="clear" w:color="auto" w:fill="FFFFFF"/>
+            <w:tcMar>
+              <w:top w:w="180" w:type="dxa"/>
+              <w:left w:w="270" w:type="dxa"/>
+              <w:bottom w:w="180" w:type="dxa"/>
+              <w:right w:w="270" w:type="dxa"/>
+            </w:tcMar>
+            <w:vAlign w:val="center"/>
+            <w:hideMark/>
+          </w:tcPr>
+          <w:p>
+            <w:pPr>
+              <w:widowControl/>
+              <w:spacing w:line="420" w:lineRule="atLeast"/>
+              <w:rPr>
+                <w:rFonts w:ascii="Segoe UI" w:eastAsia="宋体" w:hAnsi="Segoe UI" w:cs="Segoe UI"/>
+                <w:b/>
+                <w:bCs/>
+                <w:color w:val="000000"/>
+                <w:kern w:val="0"/>
+                <w:sz w:val="48"/>
+                <w:szCs w:val="48"/>
+                <w14:ligatures w14:val="none"/>
+              </w:rPr>
+            </w:pPr>
+            <w:r>
+              <w:rPr>
+                <w:rFonts w:ascii="Segoe UI" w:eastAsia="宋体" w:hAnsi="Segoe UI" w:cs="Segoe UI"/>
+                <w:b/>
+                <w:bCs/>
+                <w:color w:val="000000"/>
+                <w:kern w:val="0"/>
+                <w:sz w:val="48"/>
+                <w:szCs w:val="48"/>
+                <w14:ligatures w14:val="none"/>
+              </w:rPr>
+              <w:t>_mm256_div_ss</w:t>
+            </w:r>
+          </w:p>
+        </w:tc>
+        <w:tc>
+          <w:tcPr>
+            <w:tcW w:w="0" w:type="auto"/>
+            <w:tcBorders>
+              <w:top w:val="nil"/>
+              <w:left w:val="nil"/>
+              <w:bottom w:val="nil"/>
+              <w:right w:val="nil"/>
+            </w:tcBorders>
+            <w:shd w:val="clear" w:color="auto" w:fill="FFFFFF"/>
+            <w:tcMar>
+              <w:top w:w="180" w:type="dxa"/>
+              <w:left w:w="270" w:type="dxa"/>
+              <w:bottom w:w="180" w:type="dxa"/>
+              <w:right w:w="270" w:type="dxa"/>
+            </w:tcMar>
+            <w:vAlign w:val="center"/>
+            <w:hideMark/>
+          </w:tcPr>
+          <w:p>
+            <w:pPr>
+              <w:widowControl/>
+              <w:spacing w:line="420" w:lineRule="atLeast"/>
+              <w:rPr>
+                <w:rFonts w:ascii="Segoe UI" w:eastAsia="宋体" w:hAnsi="Segoe UI" w:cs="Segoe UI"/>
+                <w:b/>
+                <w:bCs/>
+                <w:color w:val="000000"/>
+                <w:kern w:val="0"/>
+                <w:sz w:val="48"/>
+                <w:szCs w:val="48"/>
+                <w14:ligatures w14:val="none"/>
+              </w:rPr>
+            </w:pPr>
+            <w:r>
+              <w:rPr>
+                <w:rFonts w:ascii="Segoe UI" w:eastAsia="宋体" w:hAnsi="Segoe UI" w:cs="Segoe UI"/>
+                <w:b/>
+                <w:bCs/>
+                <w:color w:val="000000"/>
+                <w:kern w:val="0"/>
+                <w:sz w:val="48"/>
+                <w:szCs w:val="48"/>
+                <w14:ligatures w14:val="none"/>
+              </w:rPr>
+              <w:t>单精度浮点数向量与标量除法</w:t>
+            </w:r>
+          </w:p>
+        </w:tc>
+      </w:tr>
+      <w:tr>
+        <w:tc>
+          <w:tcPr>
+            <w:tcW w:w="0" w:type="auto"/>
+            <w:tcBorders>
+              <w:top w:val="nil"/>
+              <w:left w:val="nil"/>
+              <w:bottom w:val="nil"/>
+              <w:right w:val="single" w:sz="4" w:space="0" w:color="auto"/>
+            </w:tcBorders>
+            <w:shd w:val="clear" w:color="auto" w:fill="FFFFFF"/>
+            <w:tcMar>
+              <w:top w:w="180" w:type="dxa"/>
+              <w:left w:w="270" w:type="dxa"/>
+              <w:bottom w:w="180" w:type="dxa"/>
+              <w:right w:w="270" w:type="dxa"/>
+            </w:tcMar>
+            <w:vAlign w:val="center"/>
+            <w:hideMark/>
+          </w:tcPr>
+          <w:p>
+            <w:pPr>
+              <w:widowControl/>
+              <w:spacing w:line="420" w:lineRule="atLeast"/>
+              <w:rPr>
+                <w:rFonts w:ascii="Segoe UI" w:eastAsia="宋体" w:hAnsi="Segoe UI" w:cs="Segoe UI"/>
+                <w:b/>
+                <w:bCs/>
+                <w:color w:val="000000"/>
+                <w:kern w:val="0"/>
+                <w:sz w:val="48"/>
+                <w:szCs w:val="48"/>
+                <w14:ligatures w14:val="none"/>
+              </w:rPr>
+            </w:pPr>
+            <w:r>
+              <w:rPr>
+                <w:rFonts w:ascii="Segoe UI" w:eastAsia="宋体" w:hAnsi="Segoe UI" w:cs="Segoe UI"/>
+                <w:b/>
+                <w:bCs/>
+                <w:color w:val="000000"/>
+                <w:kern w:val="0"/>
+                <w:sz w:val="48"/>
+                <w:szCs w:val="48"/>
+                <w14:ligatures w14:val="none"/>
+              </w:rPr>
+              <w:t>_mm256_div_epi32</w:t>
+            </w:r>
+          </w:p>
+        </w:tc>
+        <w:tc>
+          <w:tcPr>
+            <w:tcW w:w="0" w:type="auto"/>
+            <w:tcBorders>
+              <w:top w:val="nil"/>
+              <w:left w:val="nil"/>
+              <w:bottom w:val="nil"/>
+              <w:right w:val="nil"/>
+            </w:tcBorders>
+            <w:shd w:val="clear" w:color="auto" w:fill="FFFFFF"/>
+            <w:tcMar>
+              <w:top w:w="180" w:type="dxa"/>
+              <w:left w:w="270" w:type="dxa"/>
+              <w:bottom w:w="180" w:type="dxa"/>
+              <w:right w:w="270" w:type="dxa"/>
+            </w:tcMar>
+            <w:vAlign w:val="center"/>
+            <w:hideMark/>
+          </w:tcPr>
+          <w:p>
+            <w:pPr>
+              <w:widowControl/>
+              <w:spacing w:line="420" w:lineRule="atLeast"/>
+              <w:rPr>
+                <w:rFonts w:ascii="Segoe UI" w:eastAsia="宋体" w:hAnsi="Segoe UI" w:cs="Segoe UI"/>
+                <w:b/>
+                <w:bCs/>
+                <w:color w:val="000000"/>
+                <w:kern w:val="0"/>
+                <w:sz w:val="48"/>
+                <w:szCs w:val="48"/>
+                <w14:ligatures w14:val="none"/>
+              </w:rPr>
+            </w:pPr>
+            <w:r>
+              <w:rPr>
+                <w:rFonts w:ascii="Segoe UI" w:eastAsia="宋体" w:hAnsi="Segoe UI" w:cs="Segoe UI"/>
+                <w:b/>
+                <w:bCs/>
+                <w:color w:val="000000"/>
+                <w:kern w:val="0"/>
+                <w:sz w:val="48"/>
+                <w:szCs w:val="48"/>
+                <w14:ligatures w14:val="none"/>
+              </w:rPr>
+              <w:t xml:space="preserve">32 </w:t>
+            </w:r>
+            <w:r>
+              <w:rPr>
+                <w:rFonts w:ascii="Segoe UI" w:eastAsia="宋体" w:hAnsi="Segoe UI" w:cs="Segoe UI"/>
+                <w:b/>
+                <w:bCs/>
+                <w:color w:val="000000"/>
+                <w:kern w:val="0"/>
+                <w:sz w:val="48"/>
+                <w:szCs w:val="48"/>
+                <w14:ligatures w14:val="none"/>
+              </w:rPr>
+              <w:t>位整数向量除法</w:t>
+            </w:r>
+          </w:p>
+        </w:tc>
+      </w:tr>
+      <w:tr>
+        <w:tc>
+          <w:tcPr>
+            <w:tcW w:w="0" w:type="auto"/>
+            <w:tcBorders>
+              <w:top w:val="nil"/>
+              <w:left w:val="nil"/>
+              <w:bottom w:val="nil"/>
+              <w:right w:val="single" w:sz="4" w:space="0" w:color="auto"/>
+            </w:tcBorders>
+            <w:shd w:val="clear" w:color="auto" w:fill="FFFFFF"/>
+            <w:tcMar>
+              <w:top w:w="180" w:type="dxa"/>
+              <w:left w:w="270" w:type="dxa"/>
+              <w:bottom w:w="180" w:type="dxa"/>
+              <w:right w:w="270" w:type="dxa"/>
+            </w:tcMar>
+            <w:vAlign w:val="center"/>
+            <w:hideMark/>
+          </w:tcPr>
+          <w:p>
+            <w:pPr>
+              <w:widowControl/>
+              <w:spacing w:line="420" w:lineRule="atLeast"/>
+              <w:rPr>
+                <w:rFonts w:ascii="Segoe UI" w:eastAsia="宋体" w:hAnsi="Segoe UI" w:cs="Segoe UI"/>
+                <w:b/>
+                <w:bCs/>
+                <w:color w:val="000000"/>
+                <w:kern w:val="0"/>
+                <w:sz w:val="48"/>
+                <w:szCs w:val="48"/>
+                <w14:ligatures w14:val="none"/>
+              </w:rPr>
+            </w:pPr>
+            <w:r>
+              <w:rPr>
+                <w:rFonts w:ascii="Segoe UI" w:eastAsia="宋体" w:hAnsi="Segoe UI" w:cs="Segoe UI"/>
+                <w:b/>
+                <w:bCs/>
+                <w:color w:val="000000"/>
+                <w:kern w:val="0"/>
+                <w:sz w:val="48"/>
+                <w:szCs w:val="48"/>
+                <w14:ligatures w14:val="none"/>
+              </w:rPr>
+              <w:t>_mm256_div_epi64</w:t>
+            </w:r>
+          </w:p>
+        </w:tc>
+        <w:tc>
+          <w:tcPr>
+            <w:tcW w:w="0" w:type="auto"/>
+            <w:tcBorders>
+              <w:top w:val="nil"/>
+              <w:left w:val="nil"/>
+              <w:bottom w:val="nil"/>
+              <w:right w:val="nil"/>
+            </w:tcBorders>
+            <w:shd w:val="clear" w:color="auto" w:fill="FFFFFF"/>
+            <w:tcMar>
+              <w:top w:w="180" w:type="dxa"/>
+              <w:left w:w="270" w:type="dxa"/>
+              <w:bottom w:w="180" w:type="dxa"/>
+              <w:right w:w="270" w:type="dxa"/>
+            </w:tcMar>
+            <w:vAlign w:val="center"/>
+            <w:hideMark/>
+          </w:tcPr>
+          <w:p>
+            <w:pPr>
+              <w:widowControl/>
+              <w:spacing w:line="420" w:lineRule="atLeast"/>
+              <w:rPr>
+                <w:rFonts w:ascii="Segoe UI" w:eastAsia="宋体" w:hAnsi="Segoe UI" w:cs="Segoe UI"/>
+                <w:b/>
+                <w:bCs/>
+                <w:color w:val="000000"/>
+                <w:kern w:val="0"/>
+                <w:sz w:val="48"/>
+                <w:szCs w:val="48"/>
+                <w14:ligatures w14:val="none"/>
+              </w:rPr>
+            </w:pPr>
+            <w:r>
+              <w:rPr>
+                <w:rFonts w:ascii="Segoe UI" w:eastAsia="宋体" w:hAnsi="Segoe UI" w:cs="Segoe UI"/>
+                <w:b/>
+                <w:bCs/>
+                <w:color w:val="000000"/>
+                <w:kern w:val="0"/>
+                <w:sz w:val="48"/>
+                <w:szCs w:val="48"/>
+                <w14:ligatures w14:val="none"/>
+              </w:rPr>
+              <w:t xml:space="preserve">64 </w:t>
+            </w:r>
+            <w:r>
+              <w:rPr>
+                <w:rFonts w:ascii="Segoe UI" w:eastAsia="宋体" w:hAnsi="Segoe UI" w:cs="Segoe UI"/>
+                <w:b/>
+                <w:bCs/>
+                <w:color w:val="000000"/>
+                <w:kern w:val="0"/>
+                <w:sz w:val="48"/>
+                <w:szCs w:val="48"/>
+                <w14:ligatures w14:val="none"/>
+              </w:rPr>
+              <w:t>位整数向量除法</w:t>
+            </w:r>
+          </w:p>
+        </w:tc>
+      </w:tr>
+      <w:tr>
+        <w:tc>
+          <w:tcPr>
+            <w:tcW w:w="0" w:type="auto"/>
+            <w:tcBorders>
+              <w:top w:val="nil"/>
+              <w:left w:val="nil"/>
+              <w:bottom w:val="nil"/>
+              <w:right w:val="single" w:sz="4" w:space="0" w:color="auto"/>
+            </w:tcBorders>
+            <w:shd w:val="clear" w:color="auto" w:fill="FFFFFF"/>
+            <w:tcMar>
+              <w:top w:w="180" w:type="dxa"/>
+              <w:left w:w="270" w:type="dxa"/>
+              <w:bottom w:w="180" w:type="dxa"/>
+              <w:right w:w="270" w:type="dxa"/>
+            </w:tcMar>
+            <w:vAlign w:val="center"/>
+            <w:hideMark/>
+          </w:tcPr>
+          <w:p>
+            <w:pPr>
+              <w:widowControl/>
+              <w:spacing w:line="420" w:lineRule="atLeast"/>
+              <w:rPr>
+                <w:rFonts w:ascii="Segoe UI" w:eastAsia="宋体" w:hAnsi="Segoe UI" w:cs="Segoe UI"/>
+                <w:b/>
+                <w:bCs/>
+                <w:color w:val="000000"/>
+                <w:kern w:val="0"/>
+                <w:sz w:val="48"/>
+                <w:szCs w:val="48"/>
+                <w14:ligatures w14:val="none"/>
+              </w:rPr>
+            </w:pPr>
+            <w:r>
+              <w:rPr>
+                <w:rFonts w:ascii="Segoe UI" w:eastAsia="宋体" w:hAnsi="Segoe UI" w:cs="Segoe UI"/>
+                <w:b/>
+                <w:bCs/>
+                <w:color w:val="000000"/>
+                <w:kern w:val="0"/>
+                <w:sz w:val="48"/>
+                <w:szCs w:val="48"/>
+                <w14:ligatures w14:val="none"/>
+              </w:rPr>
+              <w:t>_mm256_div_epi16</w:t>
+            </w:r>
+          </w:p>
+        </w:tc>
+        <w:tc>
+          <w:tcPr>
+            <w:tcW w:w="0" w:type="auto"/>
+            <w:tcBorders>
+              <w:top w:val="nil"/>
+              <w:left w:val="nil"/>
+              <w:bottom w:val="nil"/>
+              <w:right w:val="nil"/>
+            </w:tcBorders>
+            <w:shd w:val="clear" w:color="auto" w:fill="FFFFFF"/>
+            <w:tcMar>
+              <w:top w:w="180" w:type="dxa"/>
+              <w:left w:w="270" w:type="dxa"/>
+              <w:bottom w:w="180" w:type="dxa"/>
+              <w:right w:w="270" w:type="dxa"/>
+            </w:tcMar>
+            <w:vAlign w:val="center"/>
+            <w:hideMark/>
+          </w:tcPr>
+          <w:p>
+            <w:pPr>
+              <w:widowControl/>
+              <w:spacing w:line="420" w:lineRule="atLeast"/>
+              <w:rPr>
+                <w:rFonts w:ascii="Segoe UI" w:eastAsia="宋体" w:hAnsi="Segoe UI" w:cs="Segoe UI"/>
+                <w:b/>
+                <w:bCs/>
+                <w:color w:val="000000"/>
+                <w:kern w:val="0"/>
+                <w:sz w:val="48"/>
+                <w:szCs w:val="48"/>
+                <w14:ligatures w14:val="none"/>
+              </w:rPr>
+            </w:pPr>
+            <w:r>
+              <w:rPr>
+                <w:rFonts w:ascii="Segoe UI" w:eastAsia="宋体" w:hAnsi="Segoe UI" w:cs="Segoe UI"/>
+                <w:b/>
+                <w:bCs/>
+                <w:color w:val="000000"/>
+                <w:kern w:val="0"/>
+                <w:sz w:val="48"/>
+                <w:szCs w:val="48"/>
+                <w14:ligatures w14:val="none"/>
+              </w:rPr>
+              <w:t xml:space="preserve">16 </w:t>
+            </w:r>
+            <w:r>
+              <w:rPr>
+                <w:rFonts w:ascii="Segoe UI" w:eastAsia="宋体" w:hAnsi="Segoe UI" w:cs="Segoe UI"/>
+                <w:b/>
+                <w:bCs/>
+                <w:color w:val="000000"/>
+                <w:kern w:val="0"/>
+                <w:sz w:val="48"/>
+                <w:szCs w:val="48"/>
+                <w14:ligatures w14:val="none"/>
+              </w:rPr>
+              <w:t>位整数向量除法</w:t>
+            </w:r>
+          </w:p>
+        </w:tc>
+      </w:tr>
+    </w:tbl>
+    <w:p>
+      <w:pPr>
+        <w:widowControl/>
+        <w:spacing w:line="420" w:lineRule="atLeast"/>
+        <w:rPr>
+          <w:rFonts w:ascii="Segoe UI" w:eastAsia="宋体" w:hAnsi="Segoe UI" w:cs="Segoe UI"/>
+          <w:b/>
+          <w:bCs/>
+          <w:color w:val="000000"/>
+          <w:kern w:val="0"/>
+          <w:sz w:val="48"/>
+          <w:szCs w:val="48"/>
+          <w14:ligatures w14:val="none"/>
+        </w:rPr>
+      </w:pPr>
+    </w:p>
+    <w:p>
+      <w:pPr>
+        <w:widowControl/>
+        <w:jc w:val="left"/>
+        <w:rPr>
+          <w:rFonts w:ascii="Segoe UI" w:eastAsia="宋体" w:hAnsi="Segoe UI" w:cs="Segoe UI"/>
+          <w:b/>
+          <w:bCs/>
+          <w:color w:val="000000"/>
+          <w:kern w:val="0"/>
+          <w:sz w:val="48"/>
+          <w:szCs w:val="48"/>
+          <w14:ligatures w14:val="none"/>
+        </w:rPr>
+      </w:pPr>
+      <w:r>
+        <w:rPr>
+          <w:rFonts w:ascii="Segoe UI" w:eastAsia="宋体" w:hAnsi="Segoe UI" w:cs="Segoe UI"/>
+          <w:b/>
+          <w:bCs/>
+          <w:color w:val="000000"/>
+          <w:kern w:val="0"/>
+          <w:sz w:val="48"/>
+          <w:szCs w:val="48"/>
+          <w14:ligatures w14:val="none"/>
+        </w:rPr>
+        <w:br w:type="page"/>
+      </w:r>
+    </w:p>
+    <w:p>
+      <w:pPr>
+        <w:widowControl/>
+        <w:spacing w:line="420" w:lineRule="atLeast"/>
+        <w:rPr>
+          <w:rFonts w:ascii="Segoe UI" w:eastAsia="宋体" w:hAnsi="Segoe UI" w:cs="Segoe UI"/>
+          <w:b/>
+          <w:bCs/>
+          <w:color w:val="000000"/>
+          <w:kern w:val="0"/>
+          <w:sz w:val="48"/>
+          <w:szCs w:val="48"/>
+          <w14:ligatures w14:val="none"/>
+        </w:rPr>
+      </w:pPr>
+      <w:r>
+        <w:rPr>
+          <w:rFonts w:ascii="Segoe UI" w:eastAsia="宋体" w:hAnsi="Segoe UI" w:cs="Segoe UI" w:hint="eastAsia"/>
+          <w:b/>
+          <w:bCs/>
+          <w:color w:val="000000"/>
+          <w:kern w:val="0"/>
+          <w:sz w:val="48"/>
+          <w:szCs w:val="48"/>
+          <w14:ligatures w14:val="none"/>
+        </w:rPr>
+        <w:lastRenderedPageBreak/>
+        <w:t>向量减法</w:t>
+      </w:r>
+    </w:p>
+    <w:tbl>
+      <w:tblPr>
+        <w:tblW w:w="0" w:type="auto"/>
+        <w:tblBorders>
+          <w:top w:val="single" w:sz="4" w:space="0" w:color="auto"/>
+          <w:left w:val="single" w:sz="4" w:space="0" w:color="auto"/>
+          <w:bottom w:val="single" w:sz="4" w:space="0" w:color="auto"/>
+          <w:right w:val="single" w:sz="4" w:space="0" w:color="auto"/>
+        </w:tblBorders>
+        <w:shd w:val="clear" w:color="auto" w:fill="FFFFFF"/>
+        <w:tblCellMar>
+          <w:left w:w="0" w:type="dxa"/>
+          <w:right w:w="0" w:type="dxa"/>
+        </w:tblCellMar>
+        <w:tblLook w:val="04A0" w:firstRow="1" w:lastRow="0" w:firstColumn="1" w:lastColumn="0" w:noHBand="0" w:noVBand="1"/>
+      </w:tblPr>
+      <w:tblGrid>
+        <w:gridCol w:w="4891"/>
+        <w:gridCol w:w="5575"/>
+      </w:tblGrid>
+      <w:tr>
+        <w:trPr>
+          <w:tblHeader/>
+        </w:trPr>
+        <w:tc>
+          <w:tcPr>
+            <w:tcW w:w="0" w:type="auto"/>
+            <w:tcBorders>
+              <w:top w:val="nil"/>
+              <w:left w:val="nil"/>
+              <w:bottom w:val="nil"/>
+              <w:right w:val="single" w:sz="4" w:space="0" w:color="auto"/>
+            </w:tcBorders>
+            <w:shd w:val="clear" w:color="auto" w:fill="F2F2F2"/>
+            <w:tcMar>
+              <w:top w:w="180" w:type="dxa"/>
+              <w:left w:w="270" w:type="dxa"/>
+              <w:bottom w:w="180" w:type="dxa"/>
+              <w:right w:w="270" w:type="dxa"/>
+            </w:tcMar>
+            <w:vAlign w:val="center"/>
+            <w:hideMark/>
+          </w:tcPr>
+          <w:p>
+            <w:pPr>
+              <w:widowControl/>
+              <w:spacing w:line="420" w:lineRule="atLeast"/>
+              <w:rPr>
+                <w:rFonts w:ascii="Segoe UI" w:eastAsia="宋体" w:hAnsi="Segoe UI" w:cs="Segoe UI"/>
+                <w:b/>
+                <w:bCs/>
+                <w:color w:val="000000"/>
+                <w:kern w:val="0"/>
+                <w:sz w:val="48"/>
+                <w:szCs w:val="48"/>
+                <w14:ligatures w14:val="none"/>
+              </w:rPr>
+            </w:pPr>
+            <w:r>
+              <w:rPr>
+                <w:rFonts w:ascii="Segoe UI" w:eastAsia="宋体" w:hAnsi="Segoe UI" w:cs="Segoe UI"/>
+                <w:b/>
+                <w:bCs/>
+                <w:color w:val="000000"/>
+                <w:kern w:val="0"/>
+                <w:sz w:val="48"/>
+                <w:szCs w:val="48"/>
+                <w14:ligatures w14:val="none"/>
+              </w:rPr>
+              <w:t>指令名称</w:t>
+            </w:r>
+          </w:p>
+        </w:tc>
+        <w:tc>
+          <w:tcPr>
+            <w:tcW w:w="0" w:type="auto"/>
+            <w:tcBorders>
+              <w:top w:val="nil"/>
+              <w:left w:val="nil"/>
+              <w:bottom w:val="nil"/>
+              <w:right w:val="nil"/>
+            </w:tcBorders>
+            <w:shd w:val="clear" w:color="auto" w:fill="F2F2F2"/>
+            <w:tcMar>
+              <w:top w:w="180" w:type="dxa"/>
+              <w:left w:w="270" w:type="dxa"/>
+              <w:bottom w:w="180" w:type="dxa"/>
+              <w:right w:w="270" w:type="dxa"/>
+            </w:tcMar>
+            <w:vAlign w:val="center"/>
+            <w:hideMark/>
+          </w:tcPr>
+          <w:p>
+            <w:pPr>
+              <w:widowControl/>
+              <w:spacing w:line="420" w:lineRule="atLeast"/>
+              <w:rPr>
+                <w:rFonts w:ascii="Segoe UI" w:eastAsia="宋体" w:hAnsi="Segoe UI" w:cs="Segoe UI"/>
+                <w:b/>
+                <w:bCs/>
+                <w:color w:val="000000"/>
+                <w:kern w:val="0"/>
+                <w:sz w:val="48"/>
+                <w:szCs w:val="48"/>
+                <w14:ligatures w14:val="none"/>
+              </w:rPr>
+            </w:pPr>
+            <w:r>
+              <w:rPr>
+                <w:rFonts w:ascii="Segoe UI" w:eastAsia="宋体" w:hAnsi="Segoe UI" w:cs="Segoe UI"/>
+                <w:b/>
+                <w:bCs/>
+                <w:color w:val="000000"/>
+                <w:kern w:val="0"/>
+                <w:sz w:val="48"/>
+                <w:szCs w:val="48"/>
+                <w14:ligatures w14:val="none"/>
+              </w:rPr>
+              <w:t>操作描述</w:t>
+            </w:r>
+          </w:p>
+        </w:tc>
+      </w:tr>
+      <w:tr>
+        <w:tc>
+          <w:tcPr>
+            <w:tcW w:w="0" w:type="auto"/>
+            <w:tcBorders>
+              <w:top w:val="nil"/>
+              <w:left w:val="nil"/>
+              <w:bottom w:val="nil"/>
+              <w:right w:val="single" w:sz="4" w:space="0" w:color="auto"/>
+            </w:tcBorders>
+            <w:shd w:val="clear" w:color="auto" w:fill="FFFFFF"/>
+            <w:tcMar>
+              <w:top w:w="180" w:type="dxa"/>
+              <w:left w:w="270" w:type="dxa"/>
+              <w:bottom w:w="180" w:type="dxa"/>
+              <w:right w:w="270" w:type="dxa"/>
+            </w:tcMar>
+            <w:vAlign w:val="center"/>
+            <w:hideMark/>
+          </w:tcPr>
+          <w:p>
+            <w:pPr>
+              <w:widowControl/>
+              <w:spacing w:line="420" w:lineRule="atLeast"/>
+              <w:rPr>
+                <w:rFonts w:ascii="Segoe UI" w:eastAsia="宋体" w:hAnsi="Segoe UI" w:cs="Segoe UI"/>
+                <w:b/>
+                <w:bCs/>
+                <w:color w:val="000000"/>
+                <w:kern w:val="0"/>
+                <w:sz w:val="48"/>
+                <w:szCs w:val="48"/>
+                <w14:ligatures w14:val="none"/>
+              </w:rPr>
+            </w:pPr>
+            <w:r>
+              <w:rPr>
+                <w:rFonts w:ascii="Segoe UI" w:eastAsia="宋体" w:hAnsi="Segoe UI" w:cs="Segoe UI"/>
+                <w:b/>
+                <w:bCs/>
+                <w:color w:val="000000"/>
+                <w:kern w:val="0"/>
+                <w:sz w:val="48"/>
+                <w:szCs w:val="48"/>
+                <w14:ligatures w14:val="none"/>
+              </w:rPr>
+              <w:t>_mm256_sub_ps</w:t>
+            </w:r>
+          </w:p>
+        </w:tc>
+        <w:tc>
+          <w:tcPr>
+            <w:tcW w:w="0" w:type="auto"/>
+            <w:tcBorders>
+              <w:top w:val="nil"/>
+              <w:left w:val="nil"/>
+              <w:bottom w:val="nil"/>
+              <w:right w:val="nil"/>
+            </w:tcBorders>
+            <w:shd w:val="clear" w:color="auto" w:fill="FFFFFF"/>
+            <w:tcMar>
+              <w:top w:w="180" w:type="dxa"/>
+              <w:left w:w="270" w:type="dxa"/>
+              <w:bottom w:w="180" w:type="dxa"/>
+              <w:right w:w="270" w:type="dxa"/>
+            </w:tcMar>
+            <w:vAlign w:val="center"/>
+            <w:hideMark/>
+          </w:tcPr>
+          <w:p>
+            <w:pPr>
+              <w:widowControl/>
+              <w:spacing w:line="420" w:lineRule="atLeast"/>
+              <w:rPr>
+                <w:rFonts w:ascii="Segoe UI" w:eastAsia="宋体" w:hAnsi="Segoe UI" w:cs="Segoe UI"/>
+                <w:b/>
+                <w:bCs/>
+                <w:color w:val="000000"/>
+                <w:kern w:val="0"/>
+                <w:sz w:val="48"/>
+                <w:szCs w:val="48"/>
+                <w14:ligatures w14:val="none"/>
+              </w:rPr>
+            </w:pPr>
+            <w:r>
+              <w:rPr>
+                <w:rFonts w:ascii="Segoe UI" w:eastAsia="宋体" w:hAnsi="Segoe UI" w:cs="Segoe UI"/>
+                <w:b/>
+                <w:bCs/>
+                <w:color w:val="000000"/>
+                <w:kern w:val="0"/>
+                <w:sz w:val="48"/>
+                <w:szCs w:val="48"/>
+                <w14:ligatures w14:val="none"/>
+              </w:rPr>
+              <w:t>单精度浮点数向量减法（</w:t>
+            </w:r>
+            <w:r>
+              <w:rPr>
+                <w:rFonts w:ascii="Segoe UI" w:eastAsia="宋体" w:hAnsi="Segoe UI" w:cs="Segoe UI"/>
+                <w:b/>
+                <w:bCs/>
+                <w:color w:val="000000"/>
+                <w:kern w:val="0"/>
+                <w:sz w:val="48"/>
+                <w:szCs w:val="48"/>
+                <w14:ligatures w14:val="none"/>
+              </w:rPr>
+              <w:t xml:space="preserve">8 </w:t>
+            </w:r>
+            <w:proofErr w:type="gramStart"/>
+            <w:r>
+              <w:rPr>
+                <w:rFonts w:ascii="Segoe UI" w:eastAsia="宋体" w:hAnsi="Segoe UI" w:cs="Segoe UI"/>
+                <w:b/>
+                <w:bCs/>
+                <w:color w:val="000000"/>
+                <w:kern w:val="0"/>
+                <w:sz w:val="48"/>
+                <w:szCs w:val="48"/>
+                <w14:ligatures w14:val="none"/>
+              </w:rPr>
+              <w:t>个</w:t>
+            </w:r>
+            <w:proofErr w:type="gramEnd"/>
+            <w:r>
+              <w:rPr>
+                <w:rFonts w:ascii="Segoe UI" w:eastAsia="宋体" w:hAnsi="Segoe UI" w:cs="Segoe UI"/>
+                <w:b/>
+                <w:bCs/>
+                <w:color w:val="000000"/>
+                <w:kern w:val="0"/>
+                <w:sz w:val="48"/>
+                <w:szCs w:val="48"/>
+                <w14:ligatures w14:val="none"/>
+              </w:rPr>
+              <w:t xml:space="preserve"> 32 </w:t>
+            </w:r>
+            <w:r>
+              <w:rPr>
+                <w:rFonts w:ascii="Segoe UI" w:eastAsia="宋体" w:hAnsi="Segoe UI" w:cs="Segoe UI"/>
+                <w:b/>
+                <w:bCs/>
+                <w:color w:val="000000"/>
+                <w:kern w:val="0"/>
+                <w:sz w:val="48"/>
+                <w:szCs w:val="48"/>
+                <w14:ligatures w14:val="none"/>
+              </w:rPr>
+              <w:t>位浮点数）</w:t>
+            </w:r>
+          </w:p>
+        </w:tc>
+      </w:tr>
+      <w:tr>
+        <w:tc>
+          <w:tcPr>
+            <w:tcW w:w="0" w:type="auto"/>
+            <w:tcBorders>
+              <w:top w:val="nil"/>
+              <w:left w:val="nil"/>
+              <w:bottom w:val="nil"/>
+              <w:right w:val="single" w:sz="4" w:space="0" w:color="auto"/>
+            </w:tcBorders>
+            <w:shd w:val="clear" w:color="auto" w:fill="FFFFFF"/>
+            <w:tcMar>
+              <w:top w:w="180" w:type="dxa"/>
+              <w:left w:w="270" w:type="dxa"/>
+              <w:bottom w:w="180" w:type="dxa"/>
+              <w:right w:w="270" w:type="dxa"/>
+            </w:tcMar>
+            <w:vAlign w:val="center"/>
+            <w:hideMark/>
+          </w:tcPr>
+          <w:p>
+            <w:pPr>
+              <w:widowControl/>
+              <w:spacing w:line="420" w:lineRule="atLeast"/>
+              <w:rPr>
+                <w:rFonts w:ascii="Segoe UI" w:eastAsia="宋体" w:hAnsi="Segoe UI" w:cs="Segoe UI"/>
+                <w:b/>
+                <w:bCs/>
+                <w:color w:val="000000"/>
+                <w:kern w:val="0"/>
+                <w:sz w:val="48"/>
+                <w:szCs w:val="48"/>
+                <w14:ligatures w14:val="none"/>
+              </w:rPr>
+            </w:pPr>
+            <w:r>
+              <w:rPr>
+                <w:rFonts w:ascii="Segoe UI" w:eastAsia="宋体" w:hAnsi="Segoe UI" w:cs="Segoe UI"/>
+                <w:b/>
+                <w:bCs/>
+                <w:color w:val="000000"/>
+                <w:kern w:val="0"/>
+                <w:sz w:val="48"/>
+                <w:szCs w:val="48"/>
+                <w14:ligatures w14:val="none"/>
+              </w:rPr>
+              <w:t>_mm256_sub_pd</w:t>
+            </w:r>
+          </w:p>
+        </w:tc>
+        <w:tc>
+          <w:tcPr>
+            <w:tcW w:w="0" w:type="auto"/>
+            <w:tcBorders>
+              <w:top w:val="nil"/>
+              <w:left w:val="nil"/>
+              <w:bottom w:val="nil"/>
+              <w:right w:val="nil"/>
+            </w:tcBorders>
+            <w:shd w:val="clear" w:color="auto" w:fill="FFFFFF"/>
+            <w:tcMar>
+              <w:top w:w="180" w:type="dxa"/>
+              <w:left w:w="270" w:type="dxa"/>
+              <w:bottom w:w="180" w:type="dxa"/>
+              <w:right w:w="270" w:type="dxa"/>
+            </w:tcMar>
+            <w:vAlign w:val="center"/>
+            <w:hideMark/>
+          </w:tcPr>
+          <w:p>
+            <w:pPr>
+              <w:widowControl/>
+              <w:spacing w:line="420" w:lineRule="atLeast"/>
+              <w:rPr>
+                <w:rFonts w:ascii="Segoe UI" w:eastAsia="宋体" w:hAnsi="Segoe UI" w:cs="Segoe UI"/>
+                <w:b/>
+                <w:bCs/>
+                <w:color w:val="000000"/>
+                <w:kern w:val="0"/>
+                <w:sz w:val="48"/>
+                <w:szCs w:val="48"/>
+                <w14:ligatures w14:val="none"/>
+              </w:rPr>
+            </w:pPr>
+            <w:r>
+              <w:rPr>
+                <w:rFonts w:ascii="Segoe UI" w:eastAsia="宋体" w:hAnsi="Segoe UI" w:cs="Segoe UI"/>
+                <w:b/>
+                <w:bCs/>
+                <w:color w:val="000000"/>
+                <w:kern w:val="0"/>
+                <w:sz w:val="48"/>
+                <w:szCs w:val="48"/>
+                <w14:ligatures w14:val="none"/>
+              </w:rPr>
+              <w:t>双精度浮点数向量减法（</w:t>
+            </w:r>
+            <w:r>
+              <w:rPr>
+                <w:rFonts w:ascii="Segoe UI" w:eastAsia="宋体" w:hAnsi="Segoe UI" w:cs="Segoe UI"/>
+                <w:b/>
+                <w:bCs/>
+                <w:color w:val="000000"/>
+                <w:kern w:val="0"/>
+                <w:sz w:val="48"/>
+                <w:szCs w:val="48"/>
+                <w14:ligatures w14:val="none"/>
+              </w:rPr>
+              <w:t xml:space="preserve">4 </w:t>
+            </w:r>
+            <w:proofErr w:type="gramStart"/>
+            <w:r>
+              <w:rPr>
+                <w:rFonts w:ascii="Segoe UI" w:eastAsia="宋体" w:hAnsi="Segoe UI" w:cs="Segoe UI"/>
+                <w:b/>
+                <w:bCs/>
+                <w:color w:val="000000"/>
+                <w:kern w:val="0"/>
+                <w:sz w:val="48"/>
+                <w:szCs w:val="48"/>
+                <w14:ligatures w14:val="none"/>
+              </w:rPr>
+              <w:t>个</w:t>
+            </w:r>
+            <w:proofErr w:type="gramEnd"/>
+            <w:r>
+              <w:rPr>
+                <w:rFonts w:ascii="Segoe UI" w:eastAsia="宋体" w:hAnsi="Segoe UI" w:cs="Segoe UI"/>
+                <w:b/>
+                <w:bCs/>
+                <w:color w:val="000000"/>
+                <w:kern w:val="0"/>
+                <w:sz w:val="48"/>
+                <w:szCs w:val="48"/>
+                <w14:ligatures w14:val="none"/>
+              </w:rPr>
+              <w:t xml:space="preserve"> 64 </w:t>
+            </w:r>
+            <w:r>
+              <w:rPr>
+                <w:rFonts w:ascii="Segoe UI" w:eastAsia="宋体" w:hAnsi="Segoe UI" w:cs="Segoe UI"/>
+                <w:b/>
+                <w:bCs/>
+                <w:color w:val="000000"/>
+                <w:kern w:val="0"/>
+                <w:sz w:val="48"/>
+                <w:szCs w:val="48"/>
+                <w14:ligatures w14:val="none"/>
+              </w:rPr>
+              <w:t>位浮点数）</w:t>
+            </w:r>
+          </w:p>
+        </w:tc>
+      </w:tr>
+      <w:tr>
+        <w:tc>
+          <w:tcPr>
+            <w:tcW w:w="0" w:type="auto"/>
+            <w:tcBorders>
+              <w:top w:val="nil"/>
+              <w:left w:val="nil"/>
+              <w:bottom w:val="nil"/>
+              <w:right w:val="single" w:sz="4" w:space="0" w:color="auto"/>
+            </w:tcBorders>
+            <w:shd w:val="clear" w:color="auto" w:fill="FFFFFF"/>
+            <w:tcMar>
+              <w:top w:w="180" w:type="dxa"/>
+              <w:left w:w="270" w:type="dxa"/>
+              <w:bottom w:w="180" w:type="dxa"/>
+              <w:right w:w="270" w:type="dxa"/>
+            </w:tcMar>
+            <w:vAlign w:val="center"/>
+            <w:hideMark/>
+          </w:tcPr>
+          <w:p>
+            <w:pPr>
+              <w:widowControl/>
+              <w:spacing w:line="420" w:lineRule="atLeast"/>
+              <w:rPr>
+                <w:rFonts w:ascii="Segoe UI" w:eastAsia="宋体" w:hAnsi="Segoe UI" w:cs="Segoe UI"/>
+                <w:b/>
+                <w:bCs/>
+                <w:color w:val="000000"/>
+                <w:kern w:val="0"/>
+                <w:sz w:val="48"/>
+                <w:szCs w:val="48"/>
+                <w14:ligatures w14:val="none"/>
+              </w:rPr>
+            </w:pPr>
+            <w:r>
+              <w:rPr>
+                <w:rFonts w:ascii="Segoe UI" w:eastAsia="宋体" w:hAnsi="Segoe UI" w:cs="Segoe UI"/>
+                <w:b/>
+                <w:bCs/>
+                <w:color w:val="000000"/>
+                <w:kern w:val="0"/>
+                <w:sz w:val="48"/>
+                <w:szCs w:val="48"/>
+                <w14:ligatures w14:val="none"/>
+              </w:rPr>
+              <w:t>_mm256_sub_sd</w:t>
+            </w:r>
+          </w:p>
+        </w:tc>
+        <w:tc>
+          <w:tcPr>
+            <w:tcW w:w="0" w:type="auto"/>
+            <w:tcBorders>
+              <w:top w:val="nil"/>
+              <w:left w:val="nil"/>
+              <w:bottom w:val="nil"/>
+              <w:right w:val="nil"/>
+            </w:tcBorders>
+            <w:shd w:val="clear" w:color="auto" w:fill="FFFFFF"/>
+            <w:tcMar>
+              <w:top w:w="180" w:type="dxa"/>
+              <w:left w:w="270" w:type="dxa"/>
+              <w:bottom w:w="180" w:type="dxa"/>
+              <w:right w:w="270" w:type="dxa"/>
+            </w:tcMar>
+            <w:vAlign w:val="center"/>
+            <w:hideMark/>
+          </w:tcPr>
+          <w:p>
+            <w:pPr>
+              <w:widowControl/>
+              <w:spacing w:line="420" w:lineRule="atLeast"/>
+              <w:rPr>
+                <w:rFonts w:ascii="Segoe UI" w:eastAsia="宋体" w:hAnsi="Segoe UI" w:cs="Segoe UI"/>
+                <w:b/>
+                <w:bCs/>
+                <w:color w:val="000000"/>
+                <w:kern w:val="0"/>
+                <w:sz w:val="48"/>
+                <w:szCs w:val="48"/>
+                <w14:ligatures w14:val="none"/>
+              </w:rPr>
+            </w:pPr>
+            <w:r>
+              <w:rPr>
+                <w:rFonts w:ascii="Segoe UI" w:eastAsia="宋体" w:hAnsi="Segoe UI" w:cs="Segoe UI"/>
+                <w:b/>
+                <w:bCs/>
+                <w:color w:val="000000"/>
+                <w:kern w:val="0"/>
+                <w:sz w:val="48"/>
+                <w:szCs w:val="48"/>
+                <w14:ligatures w14:val="none"/>
+              </w:rPr>
+              <w:t>双精度浮点数向量与标量减法</w:t>
+            </w:r>
+          </w:p>
+        </w:tc>
+      </w:tr>
+      <w:tr>
+        <w:tc>
+          <w:tcPr>
+            <w:tcW w:w="0" w:type="auto"/>
+            <w:tcBorders>
+              <w:top w:val="nil"/>
+              <w:left w:val="nil"/>
+              <w:bottom w:val="nil"/>
+              <w:right w:val="single" w:sz="4" w:space="0" w:color="auto"/>
+            </w:tcBorders>
+            <w:shd w:val="clear" w:color="auto" w:fill="FFFFFF"/>
+            <w:tcMar>
+              <w:top w:w="180" w:type="dxa"/>
+              <w:left w:w="270" w:type="dxa"/>
+              <w:bottom w:w="180" w:type="dxa"/>
+              <w:right w:w="270" w:type="dxa"/>
+            </w:tcMar>
+            <w:vAlign w:val="center"/>
+            <w:hideMark/>
+          </w:tcPr>
+          <w:p>
+            <w:pPr>
+              <w:widowControl/>
+              <w:spacing w:line="420" w:lineRule="atLeast"/>
+              <w:rPr>
+                <w:rFonts w:ascii="Segoe UI" w:eastAsia="宋体" w:hAnsi="Segoe UI" w:cs="Segoe UI"/>
+                <w:b/>
+                <w:bCs/>
+                <w:color w:val="000000"/>
+                <w:kern w:val="0"/>
+                <w:sz w:val="48"/>
+                <w:szCs w:val="48"/>
+                <w14:ligatures w14:val="none"/>
+              </w:rPr>
+            </w:pPr>
+            <w:r>
+              <w:rPr>
+                <w:rFonts w:ascii="Segoe UI" w:eastAsia="宋体" w:hAnsi="Segoe UI" w:cs="Segoe UI"/>
+                <w:b/>
+                <w:bCs/>
+                <w:color w:val="000000"/>
+                <w:kern w:val="0"/>
+                <w:sz w:val="48"/>
+                <w:szCs w:val="48"/>
+                <w14:ligatures w14:val="none"/>
+              </w:rPr>
+              <w:t>_mm256_sub_ss</w:t>
+            </w:r>
+          </w:p>
+        </w:tc>
+        <w:tc>
+          <w:tcPr>
+            <w:tcW w:w="0" w:type="auto"/>
+            <w:tcBorders>
+              <w:top w:val="nil"/>
+              <w:left w:val="nil"/>
+              <w:bottom w:val="nil"/>
+              <w:right w:val="nil"/>
+            </w:tcBorders>
+            <w:shd w:val="clear" w:color="auto" w:fill="FFFFFF"/>
+            <w:tcMar>
+              <w:top w:w="180" w:type="dxa"/>
+              <w:left w:w="270" w:type="dxa"/>
+              <w:bottom w:w="180" w:type="dxa"/>
+              <w:right w:w="270" w:type="dxa"/>
+            </w:tcMar>
+            <w:vAlign w:val="center"/>
+            <w:hideMark/>
+          </w:tcPr>
+          <w:p>
+            <w:pPr>
+              <w:widowControl/>
+              <w:spacing w:line="420" w:lineRule="atLeast"/>
+              <w:rPr>
+                <w:rFonts w:ascii="Segoe UI" w:eastAsia="宋体" w:hAnsi="Segoe UI" w:cs="Segoe UI"/>
+                <w:b/>
+                <w:bCs/>
+                <w:color w:val="000000"/>
+                <w:kern w:val="0"/>
+                <w:sz w:val="48"/>
+                <w:szCs w:val="48"/>
+                <w14:ligatures w14:val="none"/>
+              </w:rPr>
+            </w:pPr>
+            <w:r>
+              <w:rPr>
+                <w:rFonts w:ascii="Segoe UI" w:eastAsia="宋体" w:hAnsi="Segoe UI" w:cs="Segoe UI"/>
+                <w:b/>
+                <w:bCs/>
+                <w:color w:val="000000"/>
+                <w:kern w:val="0"/>
+                <w:sz w:val="48"/>
+                <w:szCs w:val="48"/>
+                <w14:ligatures w14:val="none"/>
+              </w:rPr>
+              <w:t>单精度浮点数向量与标量减法</w:t>
+            </w:r>
+          </w:p>
+        </w:tc>
+      </w:tr>
+      <w:tr>
+        <w:tc>
+          <w:tcPr>
+            <w:tcW w:w="0" w:type="auto"/>
+            <w:tcBorders>
+              <w:top w:val="nil"/>
+              <w:left w:val="nil"/>
+              <w:bottom w:val="nil"/>
+              <w:right w:val="single" w:sz="4" w:space="0" w:color="auto"/>
+            </w:tcBorders>
+            <w:shd w:val="clear" w:color="auto" w:fill="FFFFFF"/>
+            <w:tcMar>
+              <w:top w:w="180" w:type="dxa"/>
+              <w:left w:w="270" w:type="dxa"/>
+              <w:bottom w:w="180" w:type="dxa"/>
+              <w:right w:w="270" w:type="dxa"/>
+            </w:tcMar>
+            <w:vAlign w:val="center"/>
+            <w:hideMark/>
+          </w:tcPr>
+          <w:p>
+            <w:pPr>
+              <w:widowControl/>
+              <w:spacing w:line="420" w:lineRule="atLeast"/>
+              <w:rPr>
+                <w:rFonts w:ascii="Segoe UI" w:eastAsia="宋体" w:hAnsi="Segoe UI" w:cs="Segoe UI"/>
+                <w:b/>
+                <w:bCs/>
+                <w:color w:val="000000"/>
+                <w:kern w:val="0"/>
+                <w:sz w:val="48"/>
+                <w:szCs w:val="48"/>
+                <w14:ligatures w14:val="none"/>
+              </w:rPr>
+            </w:pPr>
+            <w:r>
+              <w:rPr>
+                <w:rFonts w:ascii="Segoe UI" w:eastAsia="宋体" w:hAnsi="Segoe UI" w:cs="Segoe UI"/>
+                <w:b/>
+                <w:bCs/>
+                <w:color w:val="000000"/>
+                <w:kern w:val="0"/>
+                <w:sz w:val="48"/>
+                <w:szCs w:val="48"/>
+                <w14:ligatures w14:val="none"/>
+              </w:rPr>
+              <w:t>_mm256_sub_epi32</w:t>
+            </w:r>
+          </w:p>
+        </w:tc>
+        <w:tc>
+          <w:tcPr>
+            <w:tcW w:w="0" w:type="auto"/>
+            <w:tcBorders>
+              <w:top w:val="nil"/>
+              <w:left w:val="nil"/>
+              <w:bottom w:val="nil"/>
+              <w:right w:val="nil"/>
+            </w:tcBorders>
+            <w:shd w:val="clear" w:color="auto" w:fill="FFFFFF"/>
+            <w:tcMar>
+              <w:top w:w="180" w:type="dxa"/>
+              <w:left w:w="270" w:type="dxa"/>
+              <w:bottom w:w="180" w:type="dxa"/>
+              <w:right w:w="270" w:type="dxa"/>
+            </w:tcMar>
+            <w:vAlign w:val="center"/>
+            <w:hideMark/>
+          </w:tcPr>
+          <w:p>
+            <w:pPr>
+              <w:widowControl/>
+              <w:spacing w:line="420" w:lineRule="atLeast"/>
+              <w:rPr>
+                <w:rFonts w:ascii="Segoe UI" w:eastAsia="宋体" w:hAnsi="Segoe UI" w:cs="Segoe UI"/>
+                <w:b/>
+                <w:bCs/>
+                <w:color w:val="000000"/>
+                <w:kern w:val="0"/>
+                <w:sz w:val="48"/>
+                <w:szCs w:val="48"/>
+                <w14:ligatures w14:val="none"/>
+              </w:rPr>
+            </w:pPr>
+            <w:r>
+              <w:rPr>
+                <w:rFonts w:ascii="Segoe UI" w:eastAsia="宋体" w:hAnsi="Segoe UI" w:cs="Segoe UI"/>
+                <w:b/>
+                <w:bCs/>
+                <w:color w:val="000000"/>
+                <w:kern w:val="0"/>
+                <w:sz w:val="48"/>
+                <w:szCs w:val="48"/>
+                <w14:ligatures w14:val="none"/>
+              </w:rPr>
+              <w:t xml:space="preserve">32 </w:t>
+            </w:r>
+            <w:r>
+              <w:rPr>
+                <w:rFonts w:ascii="Segoe UI" w:eastAsia="宋体" w:hAnsi="Segoe UI" w:cs="Segoe UI"/>
+                <w:b/>
+                <w:bCs/>
+                <w:color w:val="000000"/>
+                <w:kern w:val="0"/>
+                <w:sz w:val="48"/>
+                <w:szCs w:val="48"/>
+                <w14:ligatures w14:val="none"/>
+              </w:rPr>
+              <w:t>位整数向量减法</w:t>
+            </w:r>
+          </w:p>
+        </w:tc>
+      </w:tr>
+      <w:tr>
+        <w:tc>
+          <w:tcPr>
+            <w:tcW w:w="0" w:type="auto"/>
+            <w:tcBorders>
+              <w:top w:val="nil"/>
+              <w:left w:val="nil"/>
+              <w:bottom w:val="nil"/>
+              <w:right w:val="single" w:sz="4" w:space="0" w:color="auto"/>
+            </w:tcBorders>
+            <w:shd w:val="clear" w:color="auto" w:fill="FFFFFF"/>
+            <w:tcMar>
+              <w:top w:w="180" w:type="dxa"/>
+              <w:left w:w="270" w:type="dxa"/>
+              <w:bottom w:w="180" w:type="dxa"/>
+              <w:right w:w="270" w:type="dxa"/>
+            </w:tcMar>
+            <w:vAlign w:val="center"/>
+            <w:hideMark/>
+          </w:tcPr>
+          <w:p>
+            <w:pPr>
+              <w:widowControl/>
+              <w:spacing w:line="420" w:lineRule="atLeast"/>
+              <w:rPr>
+                <w:rFonts w:ascii="Segoe UI" w:eastAsia="宋体" w:hAnsi="Segoe UI" w:cs="Segoe UI"/>
+                <w:b/>
+                <w:bCs/>
+                <w:color w:val="000000"/>
+                <w:kern w:val="0"/>
+                <w:sz w:val="48"/>
+                <w:szCs w:val="48"/>
+                <w14:ligatures w14:val="none"/>
+              </w:rPr>
+            </w:pPr>
+            <w:r>
+              <w:rPr>
+                <w:rFonts w:ascii="Segoe UI" w:eastAsia="宋体" w:hAnsi="Segoe UI" w:cs="Segoe UI"/>
+                <w:b/>
+                <w:bCs/>
+                <w:color w:val="000000"/>
+                <w:kern w:val="0"/>
+                <w:sz w:val="48"/>
+                <w:szCs w:val="48"/>
+                <w14:ligatures w14:val="none"/>
+              </w:rPr>
+              <w:t>_mm256_sub_epi64</w:t>
+            </w:r>
+          </w:p>
+        </w:tc>
+        <w:tc>
+          <w:tcPr>
+            <w:tcW w:w="0" w:type="auto"/>
+            <w:tcBorders>
+              <w:top w:val="nil"/>
+              <w:left w:val="nil"/>
+              <w:bottom w:val="nil"/>
+              <w:right w:val="nil"/>
+            </w:tcBorders>
+            <w:shd w:val="clear" w:color="auto" w:fill="FFFFFF"/>
+            <w:tcMar>
+              <w:top w:w="180" w:type="dxa"/>
+              <w:left w:w="270" w:type="dxa"/>
+              <w:bottom w:w="180" w:type="dxa"/>
+              <w:right w:w="270" w:type="dxa"/>
+            </w:tcMar>
+            <w:vAlign w:val="center"/>
+            <w:hideMark/>
+          </w:tcPr>
+          <w:p>
+            <w:pPr>
+              <w:widowControl/>
+              <w:spacing w:line="420" w:lineRule="atLeast"/>
+              <w:rPr>
+                <w:rFonts w:ascii="Segoe UI" w:eastAsia="宋体" w:hAnsi="Segoe UI" w:cs="Segoe UI"/>
+                <w:b/>
+                <w:bCs/>
+                <w:color w:val="000000"/>
+                <w:kern w:val="0"/>
+                <w:sz w:val="48"/>
+                <w:szCs w:val="48"/>
+                <w14:ligatures w14:val="none"/>
+              </w:rPr>
+            </w:pPr>
+            <w:r>
+              <w:rPr>
+                <w:rFonts w:ascii="Segoe UI" w:eastAsia="宋体" w:hAnsi="Segoe UI" w:cs="Segoe UI"/>
+                <w:b/>
+                <w:bCs/>
+                <w:color w:val="000000"/>
+                <w:kern w:val="0"/>
+                <w:sz w:val="48"/>
+                <w:szCs w:val="48"/>
+                <w14:ligatures w14:val="none"/>
+              </w:rPr>
+              <w:t xml:space="preserve">64 </w:t>
+            </w:r>
+            <w:r>
+              <w:rPr>
+                <w:rFonts w:ascii="Segoe UI" w:eastAsia="宋体" w:hAnsi="Segoe UI" w:cs="Segoe UI"/>
+                <w:b/>
+                <w:bCs/>
+                <w:color w:val="000000"/>
+                <w:kern w:val="0"/>
+                <w:sz w:val="48"/>
+                <w:szCs w:val="48"/>
+                <w14:ligatures w14:val="none"/>
+              </w:rPr>
+              <w:t>位整数向量减法</w:t>
+            </w:r>
+          </w:p>
+        </w:tc>
+      </w:tr>
+      <w:tr>
+        <w:tc>
+          <w:tcPr>
+            <w:tcW w:w="0" w:type="auto"/>
+            <w:tcBorders>
+              <w:top w:val="nil"/>
+              <w:left w:val="nil"/>
+              <w:bottom w:val="nil"/>
+              <w:right w:val="single" w:sz="4" w:space="0" w:color="auto"/>
+            </w:tcBorders>
+            <w:shd w:val="clear" w:color="auto" w:fill="FFFFFF"/>
+            <w:tcMar>
+              <w:top w:w="180" w:type="dxa"/>
+              <w:left w:w="270" w:type="dxa"/>
+              <w:bottom w:w="180" w:type="dxa"/>
+              <w:right w:w="270" w:type="dxa"/>
+            </w:tcMar>
+            <w:vAlign w:val="center"/>
+            <w:hideMark/>
+          </w:tcPr>
+          <w:p>
+            <w:pPr>
+              <w:widowControl/>
+              <w:spacing w:line="420" w:lineRule="atLeast"/>
+              <w:rPr>
+                <w:rFonts w:ascii="Segoe UI" w:eastAsia="宋体" w:hAnsi="Segoe UI" w:cs="Segoe UI"/>
+                <w:b/>
+                <w:bCs/>
+                <w:color w:val="000000"/>
+                <w:kern w:val="0"/>
+                <w:sz w:val="48"/>
+                <w:szCs w:val="48"/>
+                <w14:ligatures w14:val="none"/>
+              </w:rPr>
+            </w:pPr>
+            <w:r>
+              <w:rPr>
+                <w:rFonts w:ascii="Segoe UI" w:eastAsia="宋体" w:hAnsi="Segoe UI" w:cs="Segoe UI"/>
+                <w:b/>
+                <w:bCs/>
+                <w:color w:val="000000"/>
+                <w:kern w:val="0"/>
+                <w:sz w:val="48"/>
+                <w:szCs w:val="48"/>
+                <w14:ligatures w14:val="none"/>
+              </w:rPr>
+              <w:t>_mm256_sub_epi16</w:t>
+            </w:r>
+          </w:p>
+        </w:tc>
+        <w:tc>
+          <w:tcPr>
+            <w:tcW w:w="0" w:type="auto"/>
+            <w:tcBorders>
+              <w:top w:val="nil"/>
+              <w:left w:val="nil"/>
+              <w:bottom w:val="nil"/>
+              <w:right w:val="nil"/>
+            </w:tcBorders>
+            <w:shd w:val="clear" w:color="auto" w:fill="FFFFFF"/>
+            <w:tcMar>
+              <w:top w:w="180" w:type="dxa"/>
+              <w:left w:w="270" w:type="dxa"/>
+              <w:bottom w:w="180" w:type="dxa"/>
+              <w:right w:w="270" w:type="dxa"/>
+            </w:tcMar>
+            <w:vAlign w:val="center"/>
+            <w:hideMark/>
+          </w:tcPr>
+          <w:p>
+            <w:pPr>
+              <w:widowControl/>
+              <w:spacing w:line="420" w:lineRule="atLeast"/>
+              <w:rPr>
+                <w:rFonts w:ascii="Segoe UI" w:eastAsia="宋体" w:hAnsi="Segoe UI" w:cs="Segoe UI"/>
+                <w:b/>
+                <w:bCs/>
+                <w:color w:val="000000"/>
+                <w:kern w:val="0"/>
+                <w:sz w:val="48"/>
+                <w:szCs w:val="48"/>
+                <w14:ligatures w14:val="none"/>
+              </w:rPr>
+            </w:pPr>
+            <w:r>
+              <w:rPr>
+                <w:rFonts w:ascii="Segoe UI" w:eastAsia="宋体" w:hAnsi="Segoe UI" w:cs="Segoe UI"/>
+                <w:b/>
+                <w:bCs/>
+                <w:color w:val="000000"/>
+                <w:kern w:val="0"/>
+                <w:sz w:val="48"/>
+                <w:szCs w:val="48"/>
+                <w14:ligatures w14:val="none"/>
+              </w:rPr>
+              <w:t xml:space="preserve">16 </w:t>
+            </w:r>
+            <w:r>
+              <w:rPr>
+                <w:rFonts w:ascii="Segoe UI" w:eastAsia="宋体" w:hAnsi="Segoe UI" w:cs="Segoe UI"/>
+                <w:b/>
+                <w:bCs/>
+                <w:color w:val="000000"/>
+                <w:kern w:val="0"/>
+                <w:sz w:val="48"/>
+                <w:szCs w:val="48"/>
+                <w14:ligatures w14:val="none"/>
+              </w:rPr>
+              <w:t>位整数向量减法</w:t>
+            </w:r>
+          </w:p>
+        </w:tc>
+      </w:tr>
+      <w:tr>
+        <w:tc>
+          <w:tcPr>
+            <w:tcW w:w="0" w:type="auto"/>
+            <w:tcBorders>
+              <w:top w:val="nil"/>
+              <w:left w:val="nil"/>
+              <w:bottom w:val="nil"/>
+              <w:right w:val="single" w:sz="4" w:space="0" w:color="auto"/>
+            </w:tcBorders>
+            <w:shd w:val="clear" w:color="auto" w:fill="FFFFFF"/>
+            <w:tcMar>
+              <w:top w:w="180" w:type="dxa"/>
+              <w:left w:w="270" w:type="dxa"/>
+              <w:bottom w:w="180" w:type="dxa"/>
+              <w:right w:w="270" w:type="dxa"/>
+            </w:tcMar>
+            <w:vAlign w:val="center"/>
+            <w:hideMark/>
+          </w:tcPr>
+          <w:p>
+            <w:pPr>
+              <w:widowControl/>
+              <w:spacing w:line="420" w:lineRule="atLeast"/>
+              <w:rPr>
+                <w:rFonts w:ascii="Segoe UI" w:eastAsia="宋体" w:hAnsi="Segoe UI" w:cs="Segoe UI"/>
+                <w:b/>
+                <w:bCs/>
+                <w:color w:val="000000"/>
+                <w:kern w:val="0"/>
+                <w:sz w:val="48"/>
+                <w:szCs w:val="48"/>
+                <w14:ligatures w14:val="none"/>
+              </w:rPr>
+            </w:pPr>
+            <w:r>
+              <w:rPr>
+                <w:rFonts w:ascii="Segoe UI" w:eastAsia="宋体" w:hAnsi="Segoe UI" w:cs="Segoe UI"/>
+                <w:b/>
+                <w:bCs/>
+                <w:color w:val="000000"/>
+                <w:kern w:val="0"/>
+                <w:sz w:val="48"/>
+                <w:szCs w:val="48"/>
+                <w14:ligatures w14:val="none"/>
+              </w:rPr>
+              <w:t>_mm256_sub_epi8</w:t>
+            </w:r>
+          </w:p>
+        </w:tc>
+        <w:tc>
+          <w:tcPr>
+            <w:tcW w:w="0" w:type="auto"/>
+            <w:tcBorders>
+              <w:top w:val="nil"/>
+              <w:left w:val="nil"/>
+              <w:bottom w:val="nil"/>
+              <w:right w:val="nil"/>
+            </w:tcBorders>
+            <w:shd w:val="clear" w:color="auto" w:fill="FFFFFF"/>
+            <w:tcMar>
+              <w:top w:w="180" w:type="dxa"/>
+              <w:left w:w="270" w:type="dxa"/>
+              <w:bottom w:w="180" w:type="dxa"/>
+              <w:right w:w="270" w:type="dxa"/>
+            </w:tcMar>
+            <w:vAlign w:val="center"/>
+            <w:hideMark/>
+          </w:tcPr>
+          <w:p>
+            <w:pPr>
+              <w:widowControl/>
+              <w:spacing w:line="420" w:lineRule="atLeast"/>
+              <w:rPr>
+                <w:rFonts w:ascii="Segoe UI" w:eastAsia="宋体" w:hAnsi="Segoe UI" w:cs="Segoe UI"/>
+                <w:b/>
+                <w:bCs/>
+                <w:color w:val="000000"/>
+                <w:kern w:val="0"/>
+                <w:sz w:val="48"/>
+                <w:szCs w:val="48"/>
+                <w14:ligatures w14:val="none"/>
+              </w:rPr>
+            </w:pPr>
+            <w:r>
+              <w:rPr>
+                <w:rFonts w:ascii="Segoe UI" w:eastAsia="宋体" w:hAnsi="Segoe UI" w:cs="Segoe UI"/>
+                <w:b/>
+                <w:bCs/>
+                <w:color w:val="000000"/>
+                <w:kern w:val="0"/>
+                <w:sz w:val="48"/>
+                <w:szCs w:val="48"/>
+                <w14:ligatures w14:val="none"/>
+              </w:rPr>
+              <w:t xml:space="preserve">8 </w:t>
+            </w:r>
+            <w:r>
+              <w:rPr>
+                <w:rFonts w:ascii="Segoe UI" w:eastAsia="宋体" w:hAnsi="Segoe UI" w:cs="Segoe UI"/>
+                <w:b/>
+                <w:bCs/>
+                <w:color w:val="000000"/>
+                <w:kern w:val="0"/>
+                <w:sz w:val="48"/>
+                <w:szCs w:val="48"/>
+                <w14:ligatures w14:val="none"/>
+              </w:rPr>
+              <w:t>位整数向量减法</w:t>
+            </w:r>
+          </w:p>
+        </w:tc>
+      </w:tr>
+    </w:tbl>
+    <w:p>
+      <w:pPr>
+        <w:widowControl/>
+        <w:spacing w:line="420" w:lineRule="atLeast"/>
+        <w:rPr>
+          <w:rFonts w:ascii="Segoe UI" w:eastAsia="宋体" w:hAnsi="Segoe UI" w:cs="Segoe UI" w:hint="eastAsia"/>
+          <w:b/>
+          <w:bCs/>
+          <w:color w:val="000000"/>
+          <w:kern w:val="0"/>
+          <w:sz w:val="48"/>
+          <w:szCs w:val="48"/>
           <w14:ligatures w14:val="none"/>
         </w:rPr>
       </w:pPr>
@@ -7132,6 +9339,19 @@
       <w:spacing w:val="5"/>
     </w:rPr>
   </w:style>
+  <w:style w:type="character" w:styleId="HTML">
+    <w:name w:val="HTML Code"/>
+    <w:basedOn w:val="a0"/>
+    <w:uiPriority w:val="99"/>
+    <w:semiHidden/>
+    <w:unhideWhenUsed/>
+    <w:rsid w:val="00971194"/>
+    <w:rPr>
+      <w:rFonts w:ascii="宋体" w:eastAsia="宋体" w:hAnsi="宋体" w:cs="宋体"/>
+      <w:sz w:val="24"/>
+      <w:szCs w:val="24"/>
+    </w:rPr>
+  </w:style>
 </w:styles>
 </file>
 
